--- a/Landing/Login/Page/template/Certificate_of_Recognition_template2.docx
+++ b/Landing/Login/Page/template/Certificate_of_Recognition_template2.docx
@@ -979,13 +979,13 @@
                             <w:pPr>
                               <w:jc w:val="center"/>
                               <w:rPr>
-                                <w:rFonts w:ascii="Edwardian Script ITC" w:hAnsi="Edwardian Script ITC"/>
+                                <w:rFonts w:ascii="Garamond" w:hAnsi="Garamond"/>
                                 <w:b/>
                                 <w:bCs/>
                                 <w:color w:val="000000" w:themeColor="text1"/>
                                 <w:kern w:val="24"/>
-                                <w:sz w:val="52"/>
-                                <w:szCs w:val="52"/>
+                                <w:sz w:val="48"/>
+                                <w:szCs w:val="48"/>
                                 <w:lang w:val="en-US"/>
                                 <w14:glow w14:rad="139700">
                                   <w14:schemeClr w14:val="bg1"/>
@@ -1002,13 +1002,13 @@
                             </w:pPr>
                             <w:r>
                               <w:rPr>
-                                <w:rFonts w:ascii="Edwardian Script ITC" w:hAnsi="Edwardian Script ITC"/>
+                                <w:rFonts w:ascii="Garamond" w:hAnsi="Garamond"/>
                                 <w:b/>
                                 <w:bCs/>
                                 <w:color w:val="000000" w:themeColor="text1"/>
                                 <w:kern w:val="24"/>
-                                <w:sz w:val="52"/>
-                                <w:szCs w:val="52"/>
+                                <w:sz w:val="48"/>
+                                <w:szCs w:val="48"/>
                                 <w:u w:val="single"/>
                                 <w14:glow w14:rad="139700">
                                   <w14:schemeClr w14:val="bg1"/>
@@ -1061,13 +1061,13 @@
                       <w:pPr>
                         <w:jc w:val="center"/>
                         <w:rPr>
-                          <w:rFonts w:ascii="Edwardian Script ITC" w:hAnsi="Edwardian Script ITC"/>
+                          <w:rFonts w:ascii="Garamond" w:hAnsi="Garamond"/>
                           <w:b/>
                           <w:bCs/>
                           <w:color w:val="000000" w:themeColor="text1"/>
                           <w:kern w:val="24"/>
-                          <w:sz w:val="52"/>
-                          <w:szCs w:val="52"/>
+                          <w:sz w:val="48"/>
+                          <w:szCs w:val="48"/>
                           <w:lang w:val="en-US"/>
                           <w14:glow w14:rad="139700">
                             <w14:schemeClr w14:val="bg1"/>
@@ -1084,13 +1084,13 @@
                       </w:pPr>
                       <w:r>
                         <w:rPr>
-                          <w:rFonts w:ascii="Edwardian Script ITC" w:hAnsi="Edwardian Script ITC"/>
+                          <w:rFonts w:ascii="Garamond" w:hAnsi="Garamond"/>
                           <w:b/>
                           <w:bCs/>
                           <w:color w:val="000000" w:themeColor="text1"/>
                           <w:kern w:val="24"/>
-                          <w:sz w:val="52"/>
-                          <w:szCs w:val="52"/>
+                          <w:sz w:val="48"/>
+                          <w:szCs w:val="48"/>
                           <w:u w:val="single"/>
                           <w14:glow w14:rad="139700">
                             <w14:schemeClr w14:val="bg1"/>
@@ -2975,14 +2975,14 @@
                             <w:pPr>
                               <w:jc w:val="center"/>
                               <w:rPr>
-                                <w:rFonts w:ascii="Edwardian Script ITC" w:hAnsi="Edwardian Script ITC"/>
+                                <w:rFonts w:ascii="Garamond" w:hAnsi="Garamond"/>
                                 <w:b/>
                                 <w:bCs/>
                                 <w:color w:val="000000" w:themeColor="text1"/>
                                 <w:kern w:val="24"/>
-                                <w:sz w:val="52"/>
-                                <w:szCs w:val="52"/>
-                                <w:lang w:val="en-US"/>
+                                <w:sz w:val="48"/>
+                                <w:szCs w:val="48"/>
+                                <w:lang w:val="en-PH"/>
                                 <w14:glow w14:rad="139700">
                                   <w14:schemeClr w14:val="bg1"/>
                                 </w14:glow>
@@ -2998,13 +2998,13 @@
                             </w:pPr>
                             <w:r>
                               <w:rPr>
-                                <w:rFonts w:ascii="Edwardian Script ITC" w:hAnsi="Edwardian Script ITC"/>
+                                <w:rFonts w:ascii="Garamond" w:hAnsi="Garamond"/>
                                 <w:b/>
                                 <w:bCs/>
                                 <w:color w:val="000000" w:themeColor="text1"/>
                                 <w:kern w:val="24"/>
-                                <w:sz w:val="52"/>
-                                <w:szCs w:val="52"/>
+                                <w:sz w:val="48"/>
+                                <w:szCs w:val="48"/>
                                 <w:u w:val="single"/>
                                 <w14:glow w14:rad="139700">
                                   <w14:schemeClr w14:val="bg1"/>
@@ -3057,14 +3057,14 @@
                       <w:pPr>
                         <w:jc w:val="center"/>
                         <w:rPr>
-                          <w:rFonts w:ascii="Edwardian Script ITC" w:hAnsi="Edwardian Script ITC"/>
+                          <w:rFonts w:ascii="Garamond" w:hAnsi="Garamond"/>
                           <w:b/>
                           <w:bCs/>
                           <w:color w:val="000000" w:themeColor="text1"/>
                           <w:kern w:val="24"/>
-                          <w:sz w:val="52"/>
-                          <w:szCs w:val="52"/>
-                          <w:lang w:val="en-US"/>
+                          <w:sz w:val="48"/>
+                          <w:szCs w:val="48"/>
+                          <w:lang w:val="en-PH"/>
                           <w14:glow w14:rad="139700">
                             <w14:schemeClr w14:val="bg1"/>
                           </w14:glow>
@@ -3080,13 +3080,13 @@
                       </w:pPr>
                       <w:r>
                         <w:rPr>
-                          <w:rFonts w:ascii="Edwardian Script ITC" w:hAnsi="Edwardian Script ITC"/>
+                          <w:rFonts w:ascii="Garamond" w:hAnsi="Garamond"/>
                           <w:b/>
                           <w:bCs/>
                           <w:color w:val="000000" w:themeColor="text1"/>
                           <w:kern w:val="24"/>
-                          <w:sz w:val="52"/>
-                          <w:szCs w:val="52"/>
+                          <w:sz w:val="48"/>
+                          <w:szCs w:val="48"/>
                           <w:u w:val="single"/>
                           <w14:glow w14:rad="139700">
                             <w14:schemeClr w14:val="bg1"/>
